--- a/Report.docx
+++ b/Report.docx
@@ -202,7 +202,7 @@
         <w:spacing w:before="1" w:line="360" w:lineRule="auto"/>
         <w:ind w:left="100" w:right="243"/>
         <w:rPr>
-          <w:rFonts w:ascii="Arial" w:eastAsiaTheme="minorEastAsia" w:hAnsi="Arial" w:cs="Arial" w:hint="eastAsia"/>
+          <w:rFonts w:ascii="Arial" w:eastAsiaTheme="minorEastAsia" w:hAnsi="Arial" w:cs="Arial"/>
           <w:lang w:eastAsia="zh-CN"/>
         </w:rPr>
       </w:pPr>
@@ -438,29 +438,19 @@
           <w:lang w:eastAsia="zh-CN"/>
         </w:rPr>
       </w:pPr>
-    </w:p>
-    <w:p>
-      <w:pPr>
-        <w:pStyle w:val="BodyText"/>
-        <w:spacing w:before="0" w:line="360" w:lineRule="auto"/>
-        <w:ind w:firstLine="100"/>
-        <w:rPr>
-          <w:rFonts w:ascii="Arial" w:eastAsiaTheme="minorEastAsia" w:hAnsi="Arial" w:cs="Arial" w:hint="eastAsia"/>
-          <w:lang w:eastAsia="zh-CN"/>
-        </w:rPr>
-      </w:pPr>
-      <w:r>
-        <w:rPr>
-          <w:rFonts w:ascii="Arial" w:eastAsiaTheme="minorEastAsia" w:hAnsi="Arial" w:cs="Arial"/>
-          <w:b/>
+      <w:r>
+        <w:rPr>
+          <w:rFonts w:ascii="Arial" w:eastAsiaTheme="minorEastAsia" w:hAnsi="Arial" w:cs="Arial"/>
+          <w:b/>
+          <w:noProof/>
           <w:spacing w:val="-2"/>
           <w:lang w:eastAsia="zh-CN"/>
         </w:rPr>
         <w:drawing>
-          <wp:inline distT="0" distB="0" distL="0" distR="0" wp14:anchorId="354CCF33" wp14:editId="3ED89149">
-            <wp:extent cx="6083300" cy="3557905"/>
-            <wp:effectExtent l="0" t="0" r="0" b="4445"/>
-            <wp:docPr id="1158636439" name="Picture 2"/>
+          <wp:inline distT="0" distB="0" distL="0" distR="0" wp14:anchorId="6984BA41" wp14:editId="7A38AC44">
+            <wp:extent cx="6083300" cy="3557270"/>
+            <wp:effectExtent l="0" t="0" r="0" b="5080"/>
+            <wp:docPr id="384767156" name="Picture 3"/>
             <wp:cNvGraphicFramePr>
               <a:graphicFrameLocks xmlns:a="http://schemas.openxmlformats.org/drawingml/2006/main" noChangeAspect="1"/>
             </wp:cNvGraphicFramePr>
@@ -468,10 +458,8 @@
               <a:graphicData uri="http://schemas.openxmlformats.org/drawingml/2006/picture">
                 <pic:pic xmlns:pic="http://schemas.openxmlformats.org/drawingml/2006/picture">
                   <pic:nvPicPr>
-                    <pic:cNvPr id="0" name="Picture 6"/>
-                    <pic:cNvPicPr>
-                      <a:picLocks noChangeAspect="1" noChangeArrowheads="1"/>
-                    </pic:cNvPicPr>
+                    <pic:cNvPr id="384767156" name="Picture 384767156"/>
+                    <pic:cNvPicPr/>
                   </pic:nvPicPr>
                   <pic:blipFill>
                     <a:blip r:embed="rId5" cstate="print">
@@ -481,23 +469,18 @@
                         </a:ext>
                       </a:extLst>
                     </a:blip>
-                    <a:srcRect/>
                     <a:stretch>
                       <a:fillRect/>
                     </a:stretch>
                   </pic:blipFill>
-                  <pic:spPr bwMode="auto">
+                  <pic:spPr>
                     <a:xfrm>
                       <a:off x="0" y="0"/>
-                      <a:ext cx="6083300" cy="3557905"/>
+                      <a:ext cx="6083300" cy="3557270"/>
                     </a:xfrm>
                     <a:prstGeom prst="rect">
                       <a:avLst/>
                     </a:prstGeom>
-                    <a:noFill/>
-                    <a:ln>
-                      <a:noFill/>
-                    </a:ln>
                   </pic:spPr>
                 </pic:pic>
               </a:graphicData>
@@ -508,6 +491,23 @@
     </w:p>
     <w:p>
       <w:pPr>
+        <w:rPr>
+          <w:rFonts w:ascii="Arial" w:eastAsiaTheme="minorEastAsia" w:hAnsi="Arial" w:cs="Arial"/>
+          <w:sz w:val="24"/>
+          <w:szCs w:val="24"/>
+          <w:lang w:eastAsia="zh-CN"/>
+        </w:rPr>
+      </w:pPr>
+      <w:r>
+        <w:rPr>
+          <w:rFonts w:ascii="Arial" w:eastAsiaTheme="minorEastAsia" w:hAnsi="Arial" w:cs="Arial"/>
+          <w:lang w:eastAsia="zh-CN"/>
+        </w:rPr>
+        <w:br w:type="page"/>
+      </w:r>
+    </w:p>
+    <w:p>
+      <w:pPr>
         <w:pBdr>
           <w:bottom w:val="single" w:sz="6" w:space="1" w:color="auto"/>
         </w:pBdr>
@@ -717,18 +717,7 @@
           <w:szCs w:val="24"/>
           <w:lang w:eastAsia="zh-CN"/>
         </w:rPr>
-        <w:t>Factory Pattern</w:t>
-      </w:r>
-      <w:r>
-        <w:rPr>
-          <w:rFonts w:ascii="Arial" w:eastAsiaTheme="minorEastAsia" w:hAnsi="Arial" w:cs="Arial"/>
-          <w:b/>
-          <w:spacing w:val="-2"/>
-          <w:sz w:val="24"/>
-          <w:szCs w:val="24"/>
-          <w:lang w:eastAsia="zh-CN"/>
-        </w:rPr>
-        <w:t xml:space="preserve"> / Factory Method Pattern</w:t>
+        <w:t>Factory Pattern / Factory Method Pattern</w:t>
       </w:r>
     </w:p>
     <w:p>
@@ -749,6 +738,7 @@
         <w:rPr>
           <w:rFonts w:ascii="Arial" w:eastAsiaTheme="minorEastAsia" w:hAnsi="Arial" w:cs="Arial"/>
           <w:bCs/>
+          <w:noProof/>
           <w:spacing w:val="-2"/>
           <w:sz w:val="24"/>
           <w:szCs w:val="24"/>
@@ -1074,6 +1064,7 @@
         <w:rPr>
           <w:rFonts w:ascii="Arial" w:eastAsiaTheme="minorEastAsia" w:hAnsi="Arial" w:cs="Arial"/>
           <w:bCs/>
+          <w:noProof/>
           <w:spacing w:val="-2"/>
           <w:sz w:val="24"/>
           <w:szCs w:val="24"/>
@@ -1135,7 +1126,7 @@
         <w:spacing w:before="0" w:line="360" w:lineRule="auto"/>
         <w:ind w:left="1440"/>
         <w:rPr>
-          <w:rFonts w:ascii="Arial" w:eastAsiaTheme="minorEastAsia" w:hAnsi="Arial" w:cs="Arial" w:hint="eastAsia"/>
+          <w:rFonts w:ascii="Arial" w:eastAsiaTheme="minorEastAsia" w:hAnsi="Arial" w:cs="Arial"/>
           <w:lang w:eastAsia="zh-CN"/>
         </w:rPr>
       </w:pPr>
@@ -1454,6 +1445,7 @@
         <w:rPr>
           <w:rFonts w:ascii="Arial" w:eastAsiaTheme="minorEastAsia" w:hAnsi="Arial" w:cs="Arial"/>
           <w:bCs/>
+          <w:noProof/>
           <w:spacing w:val="-2"/>
           <w:sz w:val="24"/>
           <w:szCs w:val="24"/>
@@ -1757,6 +1749,7 @@
         <w:rPr>
           <w:rFonts w:ascii="Arial" w:eastAsiaTheme="minorEastAsia" w:hAnsi="Arial" w:cs="Arial"/>
           <w:bCs/>
+          <w:noProof/>
           <w:spacing w:val="-2"/>
           <w:sz w:val="24"/>
           <w:szCs w:val="24"/>
@@ -2104,6 +2097,64 @@
     </w:p>
     <w:p>
       <w:pPr>
+        <w:pStyle w:val="BodyText"/>
+        <w:numPr>
+          <w:ilvl w:val="2"/>
+          <w:numId w:val="9"/>
+        </w:numPr>
+        <w:spacing w:before="0" w:line="360" w:lineRule="auto"/>
+        <w:rPr>
+          <w:rFonts w:ascii="Arial" w:eastAsiaTheme="minorEastAsia" w:hAnsi="Arial" w:cs="Arial"/>
+          <w:lang w:eastAsia="zh-CN"/>
+        </w:rPr>
+      </w:pPr>
+      <w:r>
+        <w:rPr>
+          <w:rFonts w:ascii="Arial" w:eastAsiaTheme="minorEastAsia" w:hAnsi="Arial" w:cs="Arial"/>
+          <w:lang w:eastAsia="zh-CN"/>
+        </w:rPr>
+        <w:t>The</w:t>
+      </w:r>
+      <w:r>
+        <w:rPr>
+          <w:rFonts w:ascii="Arial" w:eastAsiaTheme="minorEastAsia" w:hAnsi="Arial" w:cs="Arial" w:hint="eastAsia"/>
+          <w:lang w:eastAsia="zh-CN"/>
+        </w:rPr>
+        <w:t xml:space="preserve"> execute function can receive undefined parameters and they can be defined by implementers and behave like what we call </w:t>
+      </w:r>
+      <w:r>
+        <w:rPr>
+          <w:rFonts w:ascii="Arial" w:eastAsiaTheme="minorEastAsia" w:hAnsi="Arial" w:cs="Arial"/>
+          <w:lang w:eastAsia="zh-CN"/>
+        </w:rPr>
+        <w:t>‘</w:t>
+      </w:r>
+      <w:proofErr w:type="spellStart"/>
+      <w:r>
+        <w:rPr>
+          <w:rFonts w:ascii="Arial" w:eastAsiaTheme="minorEastAsia" w:hAnsi="Arial" w:cs="Arial" w:hint="eastAsia"/>
+          <w:lang w:eastAsia="zh-CN"/>
+        </w:rPr>
+        <w:t>Protocal</w:t>
+      </w:r>
+      <w:proofErr w:type="spellEnd"/>
+      <w:r>
+        <w:rPr>
+          <w:rFonts w:ascii="Arial" w:eastAsiaTheme="minorEastAsia" w:hAnsi="Arial" w:cs="Arial"/>
+          <w:lang w:eastAsia="zh-CN"/>
+        </w:rPr>
+        <w:t>’</w:t>
+      </w:r>
+      <w:r>
+        <w:rPr>
+          <w:rFonts w:ascii="Arial" w:eastAsiaTheme="minorEastAsia" w:hAnsi="Arial" w:cs="Arial" w:hint="eastAsia"/>
+          <w:lang w:eastAsia="zh-CN"/>
+        </w:rPr>
+        <w:t>.</w:t>
+      </w:r>
+    </w:p>
+    <w:p>
+      <w:pPr>
         <w:spacing w:line="360" w:lineRule="auto"/>
         <w:ind w:left="100"/>
         <w:jc w:val="both"/>
@@ -2183,6 +2234,7 @@
         <w:rPr>
           <w:rFonts w:ascii="Arial" w:eastAsiaTheme="minorEastAsia" w:hAnsi="Arial" w:cs="Arial"/>
           <w:bCs/>
+          <w:noProof/>
           <w:spacing w:val="-2"/>
           <w:sz w:val="24"/>
           <w:szCs w:val="24"/>
@@ -2694,6 +2746,7 @@
         <w:rPr>
           <w:rFonts w:ascii="Arial" w:eastAsiaTheme="minorEastAsia" w:hAnsi="Arial" w:cs="Arial"/>
           <w:bCs/>
+          <w:noProof/>
           <w:spacing w:val="-2"/>
           <w:sz w:val="24"/>
           <w:szCs w:val="24"/>
@@ -2982,6 +3035,7 @@
         <w:rPr>
           <w:rFonts w:ascii="Arial" w:eastAsiaTheme="minorEastAsia" w:hAnsi="Arial" w:cs="Arial"/>
           <w:bCs/>
+          <w:noProof/>
           <w:spacing w:val="-2"/>
           <w:sz w:val="24"/>
           <w:szCs w:val="24"/>
@@ -3042,7 +3096,7 @@
         <w:pStyle w:val="BodyText"/>
         <w:spacing w:before="0" w:line="360" w:lineRule="auto"/>
         <w:rPr>
-          <w:rFonts w:ascii="Arial" w:eastAsiaTheme="minorEastAsia" w:hAnsi="Arial" w:cs="Arial" w:hint="eastAsia"/>
+          <w:rFonts w:ascii="Arial" w:eastAsiaTheme="minorEastAsia" w:hAnsi="Arial" w:cs="Arial"/>
           <w:lang w:eastAsia="zh-CN"/>
         </w:rPr>
       </w:pPr>
@@ -3298,6 +3352,7 @@
         <w:rPr>
           <w:rFonts w:ascii="Arial" w:eastAsiaTheme="minorEastAsia" w:hAnsi="Arial" w:cs="Arial"/>
           <w:bCs/>
+          <w:noProof/>
           <w:spacing w:val="-2"/>
           <w:sz w:val="24"/>
           <w:szCs w:val="24"/>
@@ -3569,7 +3624,7 @@
         <w:ind w:left="100"/>
         <w:jc w:val="both"/>
         <w:rPr>
-          <w:rFonts w:ascii="Arial" w:eastAsiaTheme="minorEastAsia" w:hAnsi="Arial" w:cs="Arial" w:hint="eastAsia"/>
+          <w:rFonts w:ascii="Arial" w:eastAsiaTheme="minorEastAsia" w:hAnsi="Arial" w:cs="Arial"/>
           <w:bCs/>
           <w:spacing w:val="-2"/>
           <w:sz w:val="24"/>
@@ -3583,7 +3638,7 @@
         <w:ind w:left="100"/>
         <w:jc w:val="center"/>
         <w:rPr>
-          <w:rFonts w:ascii="Arial" w:eastAsiaTheme="minorEastAsia" w:hAnsi="Arial" w:cs="Arial" w:hint="eastAsia"/>
+          <w:rFonts w:ascii="Arial" w:eastAsiaTheme="minorEastAsia" w:hAnsi="Arial" w:cs="Arial"/>
           <w:bCs/>
           <w:spacing w:val="-2"/>
           <w:sz w:val="24"/>
@@ -4210,7 +4265,7 @@
   <w:abstractNum w:abstractNumId="5" w15:restartNumberingAfterBreak="0">
     <w:nsid w:val="5A955DAF"/>
     <w:multiLevelType w:val="multilevel"/>
-    <w:tmpl w:val="7FE27E56"/>
+    <w:tmpl w:val="E2A2E86C"/>
     <w:lvl w:ilvl="0">
       <w:start w:val="1"/>
       <w:numFmt w:val="decimal"/>
@@ -4255,7 +4310,7 @@
         <w:sz w:val="20"/>
       </w:rPr>
     </w:lvl>
-    <w:lvl w:ilvl="3" w:tentative="1">
+    <w:lvl w:ilvl="3">
       <w:start w:val="1"/>
       <w:numFmt w:val="decimal"/>
       <w:lvlText w:val="%4."/>
@@ -4267,17 +4322,16 @@
         <w:ind w:left="2880" w:hanging="360"/>
       </w:pPr>
     </w:lvl>
-    <w:lvl w:ilvl="4" w:tentative="1">
-      <w:start w:val="1"/>
-      <w:numFmt w:val="decimal"/>
-      <w:lvlText w:val="%5."/>
-      <w:lvlJc w:val="left"/>
-      <w:pPr>
-        <w:tabs>
-          <w:tab w:val="num" w:pos="3600"/>
-        </w:tabs>
+    <w:lvl w:ilvl="4">
+      <w:numFmt w:val="bullet"/>
+      <w:lvlText w:val="-"/>
+      <w:lvlJc w:val="left"/>
+      <w:pPr>
         <w:ind w:left="3600" w:hanging="360"/>
       </w:pPr>
+      <w:rPr>
+        <w:rFonts w:ascii="Arial" w:eastAsiaTheme="minorEastAsia" w:hAnsi="Arial" w:cs="Arial" w:hint="default"/>
+      </w:rPr>
     </w:lvl>
     <w:lvl w:ilvl="5" w:tentative="1">
       <w:start w:val="1"/>
